--- a/Assignment 1 Report.docx
+++ b/Assignment 1 Report.docx
@@ -169,15 +169,7 @@
           <w:szCs w:val="32"/>
           <w:lang w:val="en-US"/>
         </w:rPr>
-        <w:t xml:space="preserve"> </w:t>
-      </w:r>
-      <w:r>
-        <w:rPr>
-          <w:sz w:val="32"/>
-          <w:szCs w:val="32"/>
-          <w:lang w:val="en-US"/>
-        </w:rPr>
-        <w:t>–</w:t>
+        <w:t xml:space="preserve"> –</w:t>
       </w:r>
       <w:r>
         <w:rPr>
@@ -277,25 +269,7 @@
           <w:szCs w:val="32"/>
           <w:lang w:val="en-US"/>
         </w:rPr>
-        <w:t xml:space="preserve">Yogita </w:t>
-      </w:r>
-      <w:proofErr w:type="spellStart"/>
-      <w:r>
-        <w:rPr>
-          <w:sz w:val="32"/>
-          <w:szCs w:val="32"/>
-          <w:lang w:val="en-US"/>
-        </w:rPr>
-        <w:t>Bamrah</w:t>
-      </w:r>
-      <w:proofErr w:type="spellEnd"/>
-      <w:r>
-        <w:rPr>
-          <w:sz w:val="32"/>
-          <w:szCs w:val="32"/>
-          <w:lang w:val="en-US"/>
-        </w:rPr>
-        <w:t xml:space="preserve"> </w:t>
+        <w:t xml:space="preserve">Yogita Bamrah </w:t>
       </w:r>
       <w:r>
         <w:rPr>
@@ -539,13 +513,7 @@
               <w:rPr>
                 <w:lang w:val="en-US"/>
               </w:rPr>
-              <w:t>C</w:t>
-            </w:r>
-            <w:r>
-              <w:rPr>
-                <w:lang w:val="en-US"/>
-              </w:rPr>
-              <w:t>harge monthly members a monthly membership payment</w:t>
+              <w:t>Charge monthly members a monthly membership payment</w:t>
             </w:r>
           </w:p>
         </w:tc>
@@ -687,21 +655,7 @@
               <w:rPr>
                 <w:lang w:val="en-US"/>
               </w:rPr>
-              <w:t xml:space="preserve">Allow riders to return </w:t>
-            </w:r>
-            <w:proofErr w:type="gramStart"/>
-            <w:r>
-              <w:rPr>
-                <w:lang w:val="en-US"/>
-              </w:rPr>
-              <w:t>vehicle</w:t>
-            </w:r>
-            <w:proofErr w:type="gramEnd"/>
-            <w:r>
-              <w:rPr>
-                <w:lang w:val="en-US"/>
-              </w:rPr>
-              <w:t xml:space="preserve"> to any station with free docking point; verify vehicle is locked; if station is full, redirect to nearest non-full station; keep trip active and charging until vehicle is locked</w:t>
+              <w:t>Allow riders to return vehicle to any station with free docking point; verify vehicle is locked; if station is full, redirect to nearest non-full station; keep trip active and charging until vehicle is locked</w:t>
             </w:r>
             <w:r>
               <w:rPr>
@@ -897,13 +851,7 @@
               <w:rPr>
                 <w:lang w:val="en-US"/>
               </w:rPr>
-              <w:t>Remove broken and low-battery devices from rental pool</w:t>
-            </w:r>
-            <w:r>
-              <w:rPr>
-                <w:lang w:val="en-US"/>
-              </w:rPr>
-              <w:t>; allow control room operators to manipulate fault reports</w:t>
+              <w:t>Remove broken and low-battery devices from rental pool; allow control room operators to manipulate fault reports</w:t>
             </w:r>
           </w:p>
         </w:tc>
@@ -1088,13 +1036,7 @@
           <w:lang w:val="en-US"/>
         </w:rPr>
         <w:lastRenderedPageBreak/>
-        <w:t>Quality</w:t>
-      </w:r>
-      <w:r>
-        <w:rPr>
-          <w:lang w:val="en-US"/>
-        </w:rPr>
-        <w:t xml:space="preserve"> Requirements</w:t>
+        <w:t>Quality Requirements</w:t>
       </w:r>
     </w:p>
     <w:p>
@@ -1109,13 +1051,7 @@
         <w:rPr>
           <w:lang w:val="en-US"/>
         </w:rPr>
-        <w:t xml:space="preserve">These are requirements that </w:t>
-      </w:r>
-      <w:r>
-        <w:rPr>
-          <w:lang w:val="en-US"/>
-        </w:rPr>
-        <w:t>cover usability, accessibility, and pricing.</w:t>
+        <w:t>These are requirements that cover usability, accessibility, and pricing.</w:t>
       </w:r>
     </w:p>
     <w:p>
@@ -1362,13 +1298,7 @@
         <w:rPr>
           <w:lang w:val="en-US"/>
         </w:rPr>
-        <w:t xml:space="preserve">These are </w:t>
-      </w:r>
-      <w:r>
-        <w:rPr>
-          <w:lang w:val="en-US"/>
-        </w:rPr>
-        <w:t xml:space="preserve">the boundaries of the application and the GoCycle </w:t>
+        <w:t xml:space="preserve">These are the boundaries of the application and the GoCycle </w:t>
       </w:r>
       <w:r>
         <w:rPr>
@@ -1725,21 +1655,7 @@
               <w:rPr>
                 <w:lang w:val="en-US"/>
               </w:rPr>
-              <w:t xml:space="preserve">Java, SOLID principles, at least two design patterns, at least eight classes, implementation and design in shared </w:t>
-            </w:r>
-            <w:proofErr w:type="spellStart"/>
-            <w:r>
-              <w:rPr>
-                <w:lang w:val="en-US"/>
-              </w:rPr>
-              <w:t>git</w:t>
-            </w:r>
-            <w:proofErr w:type="spellEnd"/>
-            <w:r>
-              <w:rPr>
-                <w:lang w:val="en-US"/>
-              </w:rPr>
-              <w:t xml:space="preserve"> repo</w:t>
+              <w:t>Java, SOLID principles, at least two design patterns, at least eight classes, implementation and design in shared git repo</w:t>
             </w:r>
           </w:p>
         </w:tc>
@@ -1960,13 +1876,7 @@
               <w:rPr>
                 <w:lang w:val="en-US"/>
               </w:rPr>
-              <w:t xml:space="preserve">$0.50/minute, $0.20/minute, </w:t>
-            </w:r>
-            <w:r>
-              <w:rPr>
-                <w:lang w:val="en-US"/>
-              </w:rPr>
-              <w:t>$0.20/minute</w:t>
+              <w:t>$0.50/minute, $0.20/minute, $0.20/minute</w:t>
             </w:r>
           </w:p>
         </w:tc>
@@ -3748,13 +3658,7 @@
           <w:lang w:val="en-US"/>
         </w:rPr>
         <w:lastRenderedPageBreak/>
-        <w:t xml:space="preserve">GoCycle </w:t>
-      </w:r>
-      <w:r>
-        <w:rPr>
-          <w:lang w:val="en-US"/>
-        </w:rPr>
-        <w:t>Use Case Model</w:t>
+        <w:t>GoCycle Use Case Model</w:t>
       </w:r>
     </w:p>
     <w:p>
@@ -4274,13 +4178,7 @@
         <w:rPr>
           <w:lang w:val="en-US"/>
         </w:rPr>
-        <w:t xml:space="preserve">GoCycle requests a refundable deposit, and </w:t>
-      </w:r>
-      <w:r>
-        <w:rPr>
-          <w:lang w:val="en-US"/>
-        </w:rPr>
-        <w:t>checks that this payment method is valid for the zone</w:t>
+        <w:t>GoCycle requests a refundable deposit, and checks that this payment method is valid for the zone</w:t>
       </w:r>
     </w:p>
     <w:p>
@@ -4440,25 +4338,7 @@
           <w:lang w:val="en-US"/>
         </w:rPr>
         <w:lastRenderedPageBreak/>
-        <w:t xml:space="preserve">Use Case </w:t>
-      </w:r>
-      <w:r>
-        <w:rPr>
-          <w:lang w:val="en-US"/>
-        </w:rPr>
-        <w:t>2</w:t>
-      </w:r>
-      <w:r>
-        <w:rPr>
-          <w:lang w:val="en-US"/>
-        </w:rPr>
-        <w:t xml:space="preserve">: </w:t>
-      </w:r>
-      <w:r>
-        <w:rPr>
-          <w:lang w:val="en-US"/>
-        </w:rPr>
-        <w:t>Return Vehicle</w:t>
+        <w:t>Use Case 2: Return Vehicle</w:t>
       </w:r>
     </w:p>
     <w:p>
@@ -4504,43 +4384,7 @@
         <w:rPr>
           <w:lang w:val="en-US"/>
         </w:rPr>
-        <w:t xml:space="preserve"> A rider </w:t>
-      </w:r>
-      <w:r>
-        <w:rPr>
-          <w:lang w:val="en-US"/>
-        </w:rPr>
-        <w:t xml:space="preserve">returns </w:t>
-      </w:r>
-      <w:r>
-        <w:rPr>
-          <w:lang w:val="en-US"/>
-        </w:rPr>
-        <w:t xml:space="preserve">a </w:t>
-      </w:r>
-      <w:r>
-        <w:rPr>
-          <w:lang w:val="en-US"/>
-        </w:rPr>
-        <w:t xml:space="preserve">rented </w:t>
-      </w:r>
-      <w:r>
-        <w:rPr>
-          <w:lang w:val="en-US"/>
-        </w:rPr>
-        <w:t xml:space="preserve">vehicle </w:t>
-      </w:r>
-      <w:r>
-        <w:rPr>
-          <w:lang w:val="en-US"/>
-        </w:rPr>
-        <w:t>to end a trip.</w:t>
-      </w:r>
-      <w:r>
-        <w:rPr>
-          <w:lang w:val="en-US"/>
-        </w:rPr>
-        <w:t xml:space="preserve"> </w:t>
+        <w:t xml:space="preserve"> A rider returns a rented vehicle to end a trip. </w:t>
       </w:r>
     </w:p>
     <w:p>
@@ -4563,13 +4407,7 @@
         <w:rPr>
           <w:lang w:val="en-US"/>
         </w:rPr>
-        <w:t xml:space="preserve"> </w:t>
-      </w:r>
-      <w:r>
-        <w:rPr>
-          <w:lang w:val="en-US"/>
-        </w:rPr>
-        <w:t>The vehicle is on an active trip.</w:t>
+        <w:t xml:space="preserve"> The vehicle is on an active trip.</w:t>
       </w:r>
     </w:p>
     <w:p>
@@ -4884,25 +4722,7 @@
         <w:rPr>
           <w:lang w:val="en-US"/>
         </w:rPr>
-        <w:t xml:space="preserve">Use Case </w:t>
-      </w:r>
-      <w:r>
-        <w:rPr>
-          <w:lang w:val="en-US"/>
-        </w:rPr>
-        <w:t>3</w:t>
-      </w:r>
-      <w:r>
-        <w:rPr>
-          <w:lang w:val="en-US"/>
-        </w:rPr>
-        <w:t xml:space="preserve">: </w:t>
-      </w:r>
-      <w:r>
-        <w:rPr>
-          <w:lang w:val="en-US"/>
-        </w:rPr>
-        <w:t>Report Vehicle Problem</w:t>
+        <w:t>Use Case 3: Report Vehicle Problem</w:t>
       </w:r>
     </w:p>
     <w:p>
@@ -4983,13 +4803,7 @@
         <w:rPr>
           <w:lang w:val="en-US"/>
         </w:rPr>
-        <w:t xml:space="preserve"> The vehicle </w:t>
-      </w:r>
-      <w:r>
-        <w:rPr>
-          <w:lang w:val="en-US"/>
-        </w:rPr>
-        <w:t>can be identified.</w:t>
+        <w:t xml:space="preserve"> The vehicle can be identified.</w:t>
       </w:r>
     </w:p>
     <w:p>
@@ -5232,6 +5046,73 @@
       </w:pPr>
       <w:r>
         <w:rPr>
+          <w:noProof/>
+        </w:rPr>
+        <w:drawing>
+          <wp:anchor distT="0" distB="0" distL="114300" distR="114300" simplePos="0" relativeHeight="251660288" behindDoc="0" locked="0" layoutInCell="1" allowOverlap="1" wp14:anchorId="0A07051E" wp14:editId="211080B9">
+            <wp:simplePos x="0" y="0"/>
+            <wp:positionH relativeFrom="column">
+              <wp:posOffset>-2056674</wp:posOffset>
+            </wp:positionH>
+            <wp:positionV relativeFrom="paragraph">
+              <wp:posOffset>2093595</wp:posOffset>
+            </wp:positionV>
+            <wp:extent cx="8155832" cy="4012565"/>
+            <wp:effectExtent l="0" t="5080" r="0" b="0"/>
+            <wp:wrapNone/>
+            <wp:docPr id="1038833675" name="Picture 3"/>
+            <wp:cNvGraphicFramePr>
+              <a:graphicFrameLocks xmlns:a="http://schemas.openxmlformats.org/drawingml/2006/main" noChangeAspect="1"/>
+            </wp:cNvGraphicFramePr>
+            <a:graphic xmlns:a="http://schemas.openxmlformats.org/drawingml/2006/main">
+              <a:graphicData uri="http://schemas.openxmlformats.org/drawingml/2006/picture">
+                <pic:pic xmlns:pic="http://schemas.openxmlformats.org/drawingml/2006/picture">
+                  <pic:nvPicPr>
+                    <pic:cNvPr id="0" name="Picture 3"/>
+                    <pic:cNvPicPr>
+                      <a:picLocks noChangeAspect="1" noChangeArrowheads="1"/>
+                    </pic:cNvPicPr>
+                  </pic:nvPicPr>
+                  <pic:blipFill>
+                    <a:blip r:embed="rId7" cstate="print">
+                      <a:extLst>
+                        <a:ext uri="{28A0092B-C50C-407E-A947-70E740481C1C}">
+                          <a14:useLocalDpi xmlns:a14="http://schemas.microsoft.com/office/drawing/2010/main" val="0"/>
+                        </a:ext>
+                      </a:extLst>
+                    </a:blip>
+                    <a:srcRect/>
+                    <a:stretch>
+                      <a:fillRect/>
+                    </a:stretch>
+                  </pic:blipFill>
+                  <pic:spPr bwMode="auto">
+                    <a:xfrm rot="5400000">
+                      <a:off x="0" y="0"/>
+                      <a:ext cx="8155832" cy="4012565"/>
+                    </a:xfrm>
+                    <a:prstGeom prst="rect">
+                      <a:avLst/>
+                    </a:prstGeom>
+                    <a:noFill/>
+                    <a:ln>
+                      <a:noFill/>
+                    </a:ln>
+                  </pic:spPr>
+                </pic:pic>
+              </a:graphicData>
+            </a:graphic>
+            <wp14:sizeRelH relativeFrom="margin">
+              <wp14:pctWidth>0</wp14:pctWidth>
+            </wp14:sizeRelH>
+            <wp14:sizeRelV relativeFrom="margin">
+              <wp14:pctHeight>0</wp14:pctHeight>
+            </wp14:sizeRelV>
+          </wp:anchor>
+        </w:drawing>
+      </w:r>
+      <w:r>
+        <w:rPr>
           <w:lang w:val="en-US"/>
         </w:rPr>
         <w:br w:type="page"/>
@@ -5288,15 +5169,13 @@
           <w:lang w:val="en-US"/>
         </w:rPr>
       </w:pPr>
-      <w:proofErr w:type="spellStart"/>
       <w:r>
         <w:rPr>
           <w:rFonts w:ascii="Courier New" w:hAnsi="Courier New" w:cs="Courier New"/>
           <w:lang w:val="en-US"/>
         </w:rPr>
-        <w:t>PricingPolicy</w:t>
-      </w:r>
-      <w:proofErr w:type="spellEnd"/>
+        <w:t>PricingService</w:t>
+      </w:r>
     </w:p>
     <w:p>
       <w:pPr>
@@ -5311,15 +5190,13 @@
           <w:lang w:val="en-US"/>
         </w:rPr>
       </w:pPr>
-      <w:proofErr w:type="spellStart"/>
       <w:r>
         <w:rPr>
           <w:rFonts w:ascii="Courier New" w:hAnsi="Courier New" w:cs="Courier New"/>
           <w:lang w:val="en-US"/>
         </w:rPr>
-        <w:t>CasualPricingPolicy</w:t>
-      </w:r>
-      <w:proofErr w:type="spellEnd"/>
+        <w:t>PricingPolicy</w:t>
+      </w:r>
     </w:p>
     <w:p>
       <w:pPr>
@@ -5334,15 +5211,13 @@
           <w:lang w:val="en-US"/>
         </w:rPr>
       </w:pPr>
-      <w:proofErr w:type="spellStart"/>
       <w:r>
         <w:rPr>
           <w:rFonts w:ascii="Courier New" w:hAnsi="Courier New" w:cs="Courier New"/>
           <w:lang w:val="en-US"/>
         </w:rPr>
-        <w:t>MemberPricingPolicy</w:t>
-      </w:r>
-      <w:proofErr w:type="spellEnd"/>
+        <w:t>CasualPricingPolicy</w:t>
+      </w:r>
     </w:p>
     <w:p>
       <w:pPr>
@@ -5357,15 +5232,13 @@
           <w:lang w:val="en-US"/>
         </w:rPr>
       </w:pPr>
-      <w:proofErr w:type="spellStart"/>
       <w:r>
         <w:rPr>
           <w:rFonts w:ascii="Courier New" w:hAnsi="Courier New" w:cs="Courier New"/>
           <w:lang w:val="en-US"/>
         </w:rPr>
-        <w:t>StudentPricingPolicy</w:t>
-      </w:r>
-      <w:proofErr w:type="spellEnd"/>
+        <w:t>MemberPricingPolicy</w:t>
+      </w:r>
     </w:p>
     <w:p>
       <w:pPr>
@@ -5380,37 +5253,125 @@
           <w:lang w:val="en-US"/>
         </w:rPr>
       </w:pPr>
-      <w:proofErr w:type="spellStart"/>
-      <w:proofErr w:type="gramStart"/>
       <w:r>
         <w:rPr>
           <w:rFonts w:ascii="Courier New" w:hAnsi="Courier New" w:cs="Courier New"/>
           <w:lang w:val="en-US"/>
         </w:rPr>
-        <w:t>PricingService</w:t>
-      </w:r>
-      <w:proofErr w:type="spellEnd"/>
-      <w:proofErr w:type="gramEnd"/>
-    </w:p>
-    <w:p>
-      <w:pPr>
-        <w:spacing w:after="0" w:line="240" w:lineRule="auto"/>
-        <w:rPr>
-          <w:lang w:val="en-US"/>
-        </w:rPr>
-      </w:pPr>
-    </w:p>
-    <w:p>
-      <w:pPr>
-        <w:spacing w:after="0" w:line="240" w:lineRule="auto"/>
-        <w:rPr>
-          <w:lang w:val="en-US"/>
-        </w:rPr>
-      </w:pPr>
-      <w:r>
-        <w:rPr>
-          <w:lang w:val="en-US"/>
-        </w:rPr>
+        <w:t>StudentPricingPolicy</w:t>
+      </w:r>
+    </w:p>
+    <w:p>
+      <w:pPr>
+        <w:spacing w:after="0" w:line="240" w:lineRule="auto"/>
+        <w:rPr>
+          <w:lang w:val="en-US"/>
+        </w:rPr>
+      </w:pPr>
+    </w:p>
+    <w:p>
+      <w:pPr>
+        <w:spacing w:after="0" w:line="240" w:lineRule="auto"/>
+        <w:rPr>
+          <w:lang w:val="en-US"/>
+        </w:rPr>
+      </w:pPr>
+      <w:r>
+        <w:rPr>
+          <w:lang w:val="en-US"/>
+        </w:rPr>
+        <w:t>Here is the UML diagram for the Strategy pattern:</w:t>
+      </w:r>
+    </w:p>
+    <w:p>
+      <w:pPr>
+        <w:spacing w:after="0" w:line="240" w:lineRule="auto"/>
+        <w:rPr>
+          <w:lang w:val="en-US"/>
+        </w:rPr>
+      </w:pPr>
+      <w:r>
+        <w:rPr>
+          <w:noProof/>
+        </w:rPr>
+        <w:drawing>
+          <wp:inline distT="0" distB="0" distL="0" distR="0" wp14:anchorId="063FBF96" wp14:editId="272066B2">
+            <wp:extent cx="5725795" cy="5111115"/>
+            <wp:effectExtent l="0" t="0" r="8255" b="0"/>
+            <wp:docPr id="1348301506" name="Picture 9"/>
+            <wp:cNvGraphicFramePr>
+              <a:graphicFrameLocks xmlns:a="http://schemas.openxmlformats.org/drawingml/2006/main" noChangeAspect="1"/>
+            </wp:cNvGraphicFramePr>
+            <a:graphic xmlns:a="http://schemas.openxmlformats.org/drawingml/2006/main">
+              <a:graphicData uri="http://schemas.openxmlformats.org/drawingml/2006/picture">
+                <pic:pic xmlns:pic="http://schemas.openxmlformats.org/drawingml/2006/picture">
+                  <pic:nvPicPr>
+                    <pic:cNvPr id="0" name="Picture 5"/>
+                    <pic:cNvPicPr>
+                      <a:picLocks noChangeAspect="1" noChangeArrowheads="1"/>
+                    </pic:cNvPicPr>
+                  </pic:nvPicPr>
+                  <pic:blipFill>
+                    <a:blip r:embed="rId8" cstate="print">
+                      <a:extLst>
+                        <a:ext uri="{28A0092B-C50C-407E-A947-70E740481C1C}">
+                          <a14:useLocalDpi xmlns:a14="http://schemas.microsoft.com/office/drawing/2010/main" val="0"/>
+                        </a:ext>
+                      </a:extLst>
+                    </a:blip>
+                    <a:srcRect/>
+                    <a:stretch>
+                      <a:fillRect/>
+                    </a:stretch>
+                  </pic:blipFill>
+                  <pic:spPr bwMode="auto">
+                    <a:xfrm>
+                      <a:off x="0" y="0"/>
+                      <a:ext cx="5725795" cy="5111115"/>
+                    </a:xfrm>
+                    <a:prstGeom prst="rect">
+                      <a:avLst/>
+                    </a:prstGeom>
+                    <a:noFill/>
+                    <a:ln>
+                      <a:noFill/>
+                    </a:ln>
+                  </pic:spPr>
+                </pic:pic>
+              </a:graphicData>
+            </a:graphic>
+          </wp:inline>
+        </w:drawing>
+      </w:r>
+    </w:p>
+    <w:p>
+      <w:pPr>
+        <w:spacing w:after="0" w:line="240" w:lineRule="auto"/>
+        <w:rPr>
+          <w:lang w:val="en-US"/>
+        </w:rPr>
+      </w:pPr>
+    </w:p>
+    <w:p>
+      <w:pPr>
+        <w:spacing w:after="0" w:line="240" w:lineRule="auto"/>
+        <w:rPr>
+          <w:lang w:val="en-US"/>
+        </w:rPr>
+      </w:pPr>
+    </w:p>
+    <w:p>
+      <w:pPr>
+        <w:spacing w:after="0" w:line="240" w:lineRule="auto"/>
+        <w:rPr>
+          <w:lang w:val="en-US"/>
+        </w:rPr>
+      </w:pPr>
+      <w:r>
+        <w:rPr>
+          <w:lang w:val="en-US"/>
+        </w:rPr>
+        <w:lastRenderedPageBreak/>
         <w:t xml:space="preserve">When a vehicle is reported as broken, it is important to notify all affected participants, in this case, that is the maintenance teams and operators. </w:t>
       </w:r>
       <w:r>
@@ -5429,17 +5390,17 @@
         </w:numPr>
         <w:spacing w:after="0" w:line="240" w:lineRule="auto"/>
         <w:rPr>
-          <w:lang w:val="en-US"/>
-        </w:rPr>
-      </w:pPr>
-      <w:proofErr w:type="spellStart"/>
-      <w:r>
-        <w:rPr>
+          <w:rFonts w:ascii="Courier New" w:hAnsi="Courier New" w:cs="Courier New"/>
+          <w:lang w:val="en-US"/>
+        </w:rPr>
+      </w:pPr>
+      <w:r>
+        <w:rPr>
+          <w:rFonts w:ascii="Courier New" w:hAnsi="Courier New" w:cs="Courier New"/>
           <w:lang w:val="en-US"/>
         </w:rPr>
         <w:t>FaultService</w:t>
       </w:r>
-      <w:proofErr w:type="spellEnd"/>
     </w:p>
     <w:p>
       <w:pPr>
@@ -5450,17 +5411,17 @@
         </w:numPr>
         <w:spacing w:after="0" w:line="240" w:lineRule="auto"/>
         <w:rPr>
-          <w:lang w:val="en-US"/>
-        </w:rPr>
-      </w:pPr>
-      <w:proofErr w:type="spellStart"/>
-      <w:r>
-        <w:rPr>
+          <w:rFonts w:ascii="Courier New" w:hAnsi="Courier New" w:cs="Courier New"/>
+          <w:lang w:val="en-US"/>
+        </w:rPr>
+      </w:pPr>
+      <w:r>
+        <w:rPr>
+          <w:rFonts w:ascii="Courier New" w:hAnsi="Courier New" w:cs="Courier New"/>
           <w:lang w:val="en-US"/>
         </w:rPr>
         <w:t>FaultObserver</w:t>
       </w:r>
-      <w:proofErr w:type="spellEnd"/>
     </w:p>
     <w:p>
       <w:pPr>
@@ -5471,17 +5432,17 @@
         </w:numPr>
         <w:spacing w:after="0" w:line="240" w:lineRule="auto"/>
         <w:rPr>
-          <w:lang w:val="en-US"/>
-        </w:rPr>
-      </w:pPr>
-      <w:proofErr w:type="spellStart"/>
-      <w:r>
-        <w:rPr>
+          <w:rFonts w:ascii="Courier New" w:hAnsi="Courier New" w:cs="Courier New"/>
+          <w:lang w:val="en-US"/>
+        </w:rPr>
+      </w:pPr>
+      <w:r>
+        <w:rPr>
+          <w:rFonts w:ascii="Courier New" w:hAnsi="Courier New" w:cs="Courier New"/>
           <w:lang w:val="en-US"/>
         </w:rPr>
         <w:t>MaintenanceNotifier</w:t>
       </w:r>
-      <w:proofErr w:type="spellEnd"/>
     </w:p>
     <w:p>
       <w:pPr>
@@ -5492,37 +5453,166 @@
         </w:numPr>
         <w:spacing w:after="0" w:line="240" w:lineRule="auto"/>
         <w:rPr>
-          <w:lang w:val="en-US"/>
-        </w:rPr>
-      </w:pPr>
-      <w:proofErr w:type="spellStart"/>
-      <w:r>
-        <w:rPr>
+          <w:rFonts w:ascii="Courier New" w:hAnsi="Courier New" w:cs="Courier New"/>
+          <w:lang w:val="en-US"/>
+        </w:rPr>
+      </w:pPr>
+      <w:r>
+        <w:rPr>
+          <w:rFonts w:ascii="Courier New" w:hAnsi="Courier New" w:cs="Courier New"/>
           <w:lang w:val="en-US"/>
         </w:rPr>
         <w:t>OperatorDashboard</w:t>
       </w:r>
-      <w:proofErr w:type="spellEnd"/>
-    </w:p>
-    <w:p>
-      <w:pPr>
-        <w:spacing w:after="0" w:line="240" w:lineRule="auto"/>
-        <w:rPr>
-          <w:lang w:val="en-US"/>
-        </w:rPr>
-      </w:pPr>
-    </w:p>
-    <w:p>
-      <w:pPr>
-        <w:spacing w:after="0" w:line="240" w:lineRule="auto"/>
-        <w:rPr>
-          <w:lang w:val="en-US"/>
-        </w:rPr>
-      </w:pPr>
-      <w:r>
-        <w:rPr>
-          <w:lang w:val="en-US"/>
-        </w:rPr>
+    </w:p>
+    <w:p>
+      <w:pPr>
+        <w:pStyle w:val="ListParagraph"/>
+        <w:numPr>
+          <w:ilvl w:val="0"/>
+          <w:numId w:val="6"/>
+        </w:numPr>
+        <w:spacing w:after="0" w:line="240" w:lineRule="auto"/>
+        <w:rPr>
+          <w:rFonts w:ascii="Courier New" w:hAnsi="Courier New" w:cs="Courier New"/>
+          <w:lang w:val="en-US"/>
+        </w:rPr>
+      </w:pPr>
+      <w:r>
+        <w:rPr>
+          <w:rFonts w:ascii="Courier New" w:hAnsi="Courier New" w:cs="Courier New"/>
+          <w:lang w:val="en-US"/>
+        </w:rPr>
+        <w:t>FaultReport</w:t>
+      </w:r>
+    </w:p>
+    <w:p>
+      <w:pPr>
+        <w:spacing w:after="0" w:line="240" w:lineRule="auto"/>
+        <w:rPr>
+          <w:lang w:val="en-US"/>
+        </w:rPr>
+      </w:pPr>
+    </w:p>
+    <w:p>
+      <w:pPr>
+        <w:spacing w:after="0" w:line="240" w:lineRule="auto"/>
+        <w:rPr>
+          <w:lang w:val="en-US"/>
+        </w:rPr>
+      </w:pPr>
+      <w:r>
+        <w:rPr>
+          <w:lang w:val="en-US"/>
+        </w:rPr>
+        <w:t>Here is the UML diagram for the Observer pattern:</w:t>
+      </w:r>
+    </w:p>
+    <w:p>
+      <w:pPr>
+        <w:spacing w:after="0" w:line="240" w:lineRule="auto"/>
+        <w:rPr>
+          <w:lang w:val="en-US"/>
+        </w:rPr>
+      </w:pPr>
+      <w:r>
+        <w:rPr>
+          <w:noProof/>
+        </w:rPr>
+        <w:drawing>
+          <wp:inline distT="0" distB="0" distL="0" distR="0" wp14:anchorId="1003F90F" wp14:editId="7264FBE5">
+            <wp:extent cx="5943600" cy="5262245"/>
+            <wp:effectExtent l="0" t="0" r="0" b="0"/>
+            <wp:docPr id="1448435078" name="Picture 10"/>
+            <wp:cNvGraphicFramePr>
+              <a:graphicFrameLocks xmlns:a="http://schemas.openxmlformats.org/drawingml/2006/main" noChangeAspect="1"/>
+            </wp:cNvGraphicFramePr>
+            <a:graphic xmlns:a="http://schemas.openxmlformats.org/drawingml/2006/main">
+              <a:graphicData uri="http://schemas.openxmlformats.org/drawingml/2006/picture">
+                <pic:pic xmlns:pic="http://schemas.openxmlformats.org/drawingml/2006/picture">
+                  <pic:nvPicPr>
+                    <pic:cNvPr id="0" name="Picture 7"/>
+                    <pic:cNvPicPr>
+                      <a:picLocks noChangeAspect="1" noChangeArrowheads="1"/>
+                    </pic:cNvPicPr>
+                  </pic:nvPicPr>
+                  <pic:blipFill>
+                    <a:blip r:embed="rId9" cstate="print">
+                      <a:extLst>
+                        <a:ext uri="{28A0092B-C50C-407E-A947-70E740481C1C}">
+                          <a14:useLocalDpi xmlns:a14="http://schemas.microsoft.com/office/drawing/2010/main" val="0"/>
+                        </a:ext>
+                      </a:extLst>
+                    </a:blip>
+                    <a:srcRect/>
+                    <a:stretch>
+                      <a:fillRect/>
+                    </a:stretch>
+                  </pic:blipFill>
+                  <pic:spPr bwMode="auto">
+                    <a:xfrm>
+                      <a:off x="0" y="0"/>
+                      <a:ext cx="5943600" cy="5262245"/>
+                    </a:xfrm>
+                    <a:prstGeom prst="rect">
+                      <a:avLst/>
+                    </a:prstGeom>
+                    <a:noFill/>
+                    <a:ln>
+                      <a:noFill/>
+                    </a:ln>
+                  </pic:spPr>
+                </pic:pic>
+              </a:graphicData>
+            </a:graphic>
+          </wp:inline>
+        </w:drawing>
+      </w:r>
+    </w:p>
+    <w:p>
+      <w:pPr>
+        <w:spacing w:after="0" w:line="240" w:lineRule="auto"/>
+        <w:rPr>
+          <w:lang w:val="en-US"/>
+        </w:rPr>
+      </w:pPr>
+    </w:p>
+    <w:p>
+      <w:pPr>
+        <w:spacing w:after="0" w:line="240" w:lineRule="auto"/>
+        <w:rPr>
+          <w:lang w:val="en-US"/>
+        </w:rPr>
+      </w:pPr>
+    </w:p>
+    <w:p>
+      <w:pPr>
+        <w:spacing w:after="0" w:line="240" w:lineRule="auto"/>
+        <w:rPr>
+          <w:lang w:val="en-US"/>
+        </w:rPr>
+      </w:pPr>
+    </w:p>
+    <w:p>
+      <w:pPr>
+        <w:spacing w:after="0" w:line="240" w:lineRule="auto"/>
+        <w:rPr>
+          <w:lang w:val="en-US"/>
+        </w:rPr>
+      </w:pPr>
+    </w:p>
+    <w:p>
+      <w:pPr>
+        <w:spacing w:after="0" w:line="240" w:lineRule="auto"/>
+        <w:rPr>
+          <w:lang w:val="en-US"/>
+        </w:rPr>
+      </w:pPr>
+      <w:r>
+        <w:rPr>
+          <w:lang w:val="en-US"/>
+        </w:rPr>
+        <w:lastRenderedPageBreak/>
         <w:t>Here is how we implemented each letter of the SOLID principles:</w:t>
       </w:r>
     </w:p>
@@ -5629,16 +5719,8 @@
               <w:rPr>
                 <w:lang w:val="en-US"/>
               </w:rPr>
-              <w:t xml:space="preserve">New pricing policies and fault observers can be added without modifying the services that </w:t>
-            </w:r>
-            <w:proofErr w:type="gramStart"/>
-            <w:r>
-              <w:rPr>
-                <w:lang w:val="en-US"/>
-              </w:rPr>
-              <w:t>use them</w:t>
-            </w:r>
-            <w:proofErr w:type="gramEnd"/>
+              <w:t>New pricing policies and fault observers can be added without modifying the services that use them</w:t>
+            </w:r>
             <w:r>
               <w:rPr>
                 <w:lang w:val="en-US"/>
@@ -5798,7 +5880,6 @@
               </w:rPr>
               <w:t xml:space="preserve">; </w:t>
             </w:r>
-            <w:proofErr w:type="spellStart"/>
             <w:r>
               <w:rPr>
                 <w:rFonts w:ascii="Courier New" w:hAnsi="Courier New" w:cs="Courier New"/>
@@ -5806,14 +5887,12 @@
               </w:rPr>
               <w:t>TripService</w:t>
             </w:r>
-            <w:proofErr w:type="spellEnd"/>
             <w:r>
               <w:rPr>
                 <w:lang w:val="en-US"/>
               </w:rPr>
               <w:t xml:space="preserve"> depends on </w:t>
             </w:r>
-            <w:proofErr w:type="spellStart"/>
             <w:r>
               <w:rPr>
                 <w:rFonts w:ascii="Courier New" w:hAnsi="Courier New" w:cs="Courier New"/>
@@ -5821,7 +5900,6 @@
               </w:rPr>
               <w:t>DockingGateway</w:t>
             </w:r>
-            <w:proofErr w:type="spellEnd"/>
             <w:r>
               <w:rPr>
                 <w:lang w:val="en-US"/>
@@ -5845,6 +5923,282 @@
           <w:lang w:val="en-US"/>
         </w:rPr>
       </w:pPr>
+    </w:p>
+    <w:p>
+      <w:pPr>
+        <w:rPr>
+          <w:lang w:val="en-US"/>
+        </w:rPr>
+      </w:pPr>
+      <w:r>
+        <w:rPr>
+          <w:lang w:val="en-US"/>
+        </w:rPr>
+        <w:br w:type="page"/>
+      </w:r>
+    </w:p>
+    <w:p>
+      <w:pPr>
+        <w:pStyle w:val="Heading1"/>
+        <w:spacing w:before="0" w:after="0" w:line="240" w:lineRule="auto"/>
+        <w:contextualSpacing/>
+        <w:rPr>
+          <w:lang w:val="en-US"/>
+        </w:rPr>
+      </w:pPr>
+      <w:r>
+        <w:rPr>
+          <w:lang w:val="en-US"/>
+        </w:rPr>
+        <w:lastRenderedPageBreak/>
+        <w:t>Appendix A: Additional UML Diagrams</w:t>
+      </w:r>
+      <w:r>
+        <w:rPr>
+          <w:noProof/>
+          <w:lang w:val="en-US"/>
+        </w:rPr>
+        <w:drawing>
+          <wp:inline distT="0" distB="0" distL="0" distR="0" wp14:anchorId="7EED1CDD" wp14:editId="549850EA">
+            <wp:extent cx="5943600" cy="4017645"/>
+            <wp:effectExtent l="0" t="0" r="0" b="1905"/>
+            <wp:docPr id="358718536" name="Picture 4"/>
+            <wp:cNvGraphicFramePr>
+              <a:graphicFrameLocks xmlns:a="http://schemas.openxmlformats.org/drawingml/2006/main" noChangeAspect="1"/>
+            </wp:cNvGraphicFramePr>
+            <a:graphic xmlns:a="http://schemas.openxmlformats.org/drawingml/2006/main">
+              <a:graphicData uri="http://schemas.openxmlformats.org/drawingml/2006/picture">
+                <pic:pic xmlns:pic="http://schemas.openxmlformats.org/drawingml/2006/picture">
+                  <pic:nvPicPr>
+                    <pic:cNvPr id="358718536" name="Picture 358718536"/>
+                    <pic:cNvPicPr/>
+                  </pic:nvPicPr>
+                  <pic:blipFill>
+                    <a:blip r:embed="rId10" cstate="print">
+                      <a:extLst>
+                        <a:ext uri="{28A0092B-C50C-407E-A947-70E740481C1C}">
+                          <a14:useLocalDpi xmlns:a14="http://schemas.microsoft.com/office/drawing/2010/main" val="0"/>
+                        </a:ext>
+                      </a:extLst>
+                    </a:blip>
+                    <a:stretch>
+                      <a:fillRect/>
+                    </a:stretch>
+                  </pic:blipFill>
+                  <pic:spPr>
+                    <a:xfrm>
+                      <a:off x="0" y="0"/>
+                      <a:ext cx="5943600" cy="4017645"/>
+                    </a:xfrm>
+                    <a:prstGeom prst="rect">
+                      <a:avLst/>
+                    </a:prstGeom>
+                  </pic:spPr>
+                </pic:pic>
+              </a:graphicData>
+            </a:graphic>
+          </wp:inline>
+        </w:drawing>
+      </w:r>
+    </w:p>
+    <w:p>
+      <w:pPr>
+        <w:rPr>
+          <w:lang w:val="en-US"/>
+        </w:rPr>
+      </w:pPr>
+      <w:r>
+        <w:rPr>
+          <w:noProof/>
+          <w:lang w:val="en-US"/>
+        </w:rPr>
+        <w:lastRenderedPageBreak/>
+        <w:drawing>
+          <wp:inline distT="0" distB="0" distL="0" distR="0" wp14:anchorId="6F026CD7" wp14:editId="2E1E1F02">
+            <wp:extent cx="5943600" cy="6386195"/>
+            <wp:effectExtent l="0" t="0" r="0" b="0"/>
+            <wp:docPr id="843462845" name="Picture 5"/>
+            <wp:cNvGraphicFramePr>
+              <a:graphicFrameLocks xmlns:a="http://schemas.openxmlformats.org/drawingml/2006/main" noChangeAspect="1"/>
+            </wp:cNvGraphicFramePr>
+            <a:graphic xmlns:a="http://schemas.openxmlformats.org/drawingml/2006/main">
+              <a:graphicData uri="http://schemas.openxmlformats.org/drawingml/2006/picture">
+                <pic:pic xmlns:pic="http://schemas.openxmlformats.org/drawingml/2006/picture">
+                  <pic:nvPicPr>
+                    <pic:cNvPr id="843462845" name="Picture 843462845"/>
+                    <pic:cNvPicPr/>
+                  </pic:nvPicPr>
+                  <pic:blipFill>
+                    <a:blip r:embed="rId11" cstate="print">
+                      <a:extLst>
+                        <a:ext uri="{28A0092B-C50C-407E-A947-70E740481C1C}">
+                          <a14:useLocalDpi xmlns:a14="http://schemas.microsoft.com/office/drawing/2010/main" val="0"/>
+                        </a:ext>
+                      </a:extLst>
+                    </a:blip>
+                    <a:stretch>
+                      <a:fillRect/>
+                    </a:stretch>
+                  </pic:blipFill>
+                  <pic:spPr>
+                    <a:xfrm>
+                      <a:off x="0" y="0"/>
+                      <a:ext cx="5943600" cy="6386195"/>
+                    </a:xfrm>
+                    <a:prstGeom prst="rect">
+                      <a:avLst/>
+                    </a:prstGeom>
+                  </pic:spPr>
+                </pic:pic>
+              </a:graphicData>
+            </a:graphic>
+          </wp:inline>
+        </w:drawing>
+      </w:r>
+      <w:r>
+        <w:rPr>
+          <w:noProof/>
+          <w:lang w:val="en-US"/>
+        </w:rPr>
+        <w:lastRenderedPageBreak/>
+        <w:drawing>
+          <wp:inline distT="0" distB="0" distL="0" distR="0" wp14:anchorId="6758D84A" wp14:editId="2BFD43C8">
+            <wp:extent cx="5943600" cy="6193155"/>
+            <wp:effectExtent l="0" t="0" r="0" b="0"/>
+            <wp:docPr id="326839063" name="Picture 6"/>
+            <wp:cNvGraphicFramePr>
+              <a:graphicFrameLocks xmlns:a="http://schemas.openxmlformats.org/drawingml/2006/main" noChangeAspect="1"/>
+            </wp:cNvGraphicFramePr>
+            <a:graphic xmlns:a="http://schemas.openxmlformats.org/drawingml/2006/main">
+              <a:graphicData uri="http://schemas.openxmlformats.org/drawingml/2006/picture">
+                <pic:pic xmlns:pic="http://schemas.openxmlformats.org/drawingml/2006/picture">
+                  <pic:nvPicPr>
+                    <pic:cNvPr id="326839063" name="Picture 326839063"/>
+                    <pic:cNvPicPr/>
+                  </pic:nvPicPr>
+                  <pic:blipFill>
+                    <a:blip r:embed="rId12" cstate="print">
+                      <a:extLst>
+                        <a:ext uri="{28A0092B-C50C-407E-A947-70E740481C1C}">
+                          <a14:useLocalDpi xmlns:a14="http://schemas.microsoft.com/office/drawing/2010/main" val="0"/>
+                        </a:ext>
+                      </a:extLst>
+                    </a:blip>
+                    <a:stretch>
+                      <a:fillRect/>
+                    </a:stretch>
+                  </pic:blipFill>
+                  <pic:spPr>
+                    <a:xfrm>
+                      <a:off x="0" y="0"/>
+                      <a:ext cx="5943600" cy="6193155"/>
+                    </a:xfrm>
+                    <a:prstGeom prst="rect">
+                      <a:avLst/>
+                    </a:prstGeom>
+                  </pic:spPr>
+                </pic:pic>
+              </a:graphicData>
+            </a:graphic>
+          </wp:inline>
+        </w:drawing>
+      </w:r>
+      <w:r>
+        <w:rPr>
+          <w:noProof/>
+          <w:lang w:val="en-US"/>
+        </w:rPr>
+        <w:lastRenderedPageBreak/>
+        <w:drawing>
+          <wp:inline distT="0" distB="0" distL="0" distR="0" wp14:anchorId="5070460E" wp14:editId="78F361D6">
+            <wp:extent cx="8270527" cy="4445408"/>
+            <wp:effectExtent l="7620" t="0" r="5080" b="5080"/>
+            <wp:docPr id="1166493649" name="Picture 7"/>
+            <wp:cNvGraphicFramePr>
+              <a:graphicFrameLocks xmlns:a="http://schemas.openxmlformats.org/drawingml/2006/main" noChangeAspect="1"/>
+            </wp:cNvGraphicFramePr>
+            <a:graphic xmlns:a="http://schemas.openxmlformats.org/drawingml/2006/main">
+              <a:graphicData uri="http://schemas.openxmlformats.org/drawingml/2006/picture">
+                <pic:pic xmlns:pic="http://schemas.openxmlformats.org/drawingml/2006/picture">
+                  <pic:nvPicPr>
+                    <pic:cNvPr id="1166493649" name="Picture 1166493649"/>
+                    <pic:cNvPicPr/>
+                  </pic:nvPicPr>
+                  <pic:blipFill>
+                    <a:blip r:embed="rId13" cstate="print">
+                      <a:extLst>
+                        <a:ext uri="{28A0092B-C50C-407E-A947-70E740481C1C}">
+                          <a14:useLocalDpi xmlns:a14="http://schemas.microsoft.com/office/drawing/2010/main" val="0"/>
+                        </a:ext>
+                      </a:extLst>
+                    </a:blip>
+                    <a:stretch>
+                      <a:fillRect/>
+                    </a:stretch>
+                  </pic:blipFill>
+                  <pic:spPr>
+                    <a:xfrm rot="5400000">
+                      <a:off x="0" y="0"/>
+                      <a:ext cx="8283259" cy="4452252"/>
+                    </a:xfrm>
+                    <a:prstGeom prst="rect">
+                      <a:avLst/>
+                    </a:prstGeom>
+                  </pic:spPr>
+                </pic:pic>
+              </a:graphicData>
+            </a:graphic>
+          </wp:inline>
+        </w:drawing>
+      </w:r>
+      <w:r>
+        <w:rPr>
+          <w:noProof/>
+          <w:lang w:val="en-US"/>
+        </w:rPr>
+        <w:lastRenderedPageBreak/>
+        <w:drawing>
+          <wp:inline distT="0" distB="0" distL="0" distR="0" wp14:anchorId="3DBD3183" wp14:editId="6A7A82A8">
+            <wp:extent cx="3947795" cy="8229600"/>
+            <wp:effectExtent l="0" t="0" r="0" b="0"/>
+            <wp:docPr id="1069333181" name="Picture 8"/>
+            <wp:cNvGraphicFramePr>
+              <a:graphicFrameLocks xmlns:a="http://schemas.openxmlformats.org/drawingml/2006/main" noChangeAspect="1"/>
+            </wp:cNvGraphicFramePr>
+            <a:graphic xmlns:a="http://schemas.openxmlformats.org/drawingml/2006/main">
+              <a:graphicData uri="http://schemas.openxmlformats.org/drawingml/2006/picture">
+                <pic:pic xmlns:pic="http://schemas.openxmlformats.org/drawingml/2006/picture">
+                  <pic:nvPicPr>
+                    <pic:cNvPr id="1069333181" name="Picture 1069333181"/>
+                    <pic:cNvPicPr/>
+                  </pic:nvPicPr>
+                  <pic:blipFill>
+                    <a:blip r:embed="rId14" cstate="print">
+                      <a:extLst>
+                        <a:ext uri="{28A0092B-C50C-407E-A947-70E740481C1C}">
+                          <a14:useLocalDpi xmlns:a14="http://schemas.microsoft.com/office/drawing/2010/main" val="0"/>
+                        </a:ext>
+                      </a:extLst>
+                    </a:blip>
+                    <a:stretch>
+                      <a:fillRect/>
+                    </a:stretch>
+                  </pic:blipFill>
+                  <pic:spPr>
+                    <a:xfrm>
+                      <a:off x="0" y="0"/>
+                      <a:ext cx="3947795" cy="8229600"/>
+                    </a:xfrm>
+                    <a:prstGeom prst="rect">
+                      <a:avLst/>
+                    </a:prstGeom>
+                  </pic:spPr>
+                </pic:pic>
+              </a:graphicData>
+            </a:graphic>
+          </wp:inline>
+        </w:drawing>
+      </w:r>
     </w:p>
     <w:sectPr>
       <w:pgSz w:w="12240" w:h="15840"/>
@@ -7088,6 +7442,7 @@
   <w:style w:type="character" w:default="1" w:styleId="DefaultParagraphFont">
     <w:name w:val="Default Paragraph Font"/>
     <w:uiPriority w:val="1"/>
+    <w:semiHidden/>
     <w:unhideWhenUsed/>
   </w:style>
   <w:style w:type="table" w:default="1" w:styleId="TableNormal">

--- a/Assignment 1 Report.docx
+++ b/Assignment 1 Report.docx
@@ -608,7 +608,13 @@
               <w:rPr>
                 <w:lang w:val="en-US"/>
               </w:rPr>
-              <w:t xml:space="preserve">Calculate trip price using per-minute charge; apply a lower per-minute charge to monthly members and to students; apply long-trip surcharge when trip time is over 2 hours </w:t>
+              <w:t>Calculate trip price using per-minute charge; apply a lower per-minute charge to monthly members and to students; apply long-trip surcharge when trip time is over 2 hours</w:t>
+            </w:r>
+            <w:r>
+              <w:rPr>
+                <w:lang w:val="en-US"/>
+              </w:rPr>
+              <w:t>; charge an unlock fee, plus a per-minute fee</w:t>
             </w:r>
           </w:p>
         </w:tc>
@@ -708,6 +714,12 @@
                 <w:lang w:val="en-US"/>
               </w:rPr>
               <w:t>Payments via credit cards, city transit cards, phone wallets; only allow permitted payment methods depending on zone</w:t>
+            </w:r>
+            <w:r>
+              <w:rPr>
+                <w:lang w:val="en-US"/>
+              </w:rPr>
+              <w:t>; hold a refundable deposit when a trip starts</w:t>
             </w:r>
           </w:p>
         </w:tc>
@@ -4064,7 +4076,19 @@
         <w:rPr>
           <w:lang w:val="en-US"/>
         </w:rPr>
-        <w:t>If battery is &gt;20%, vehicle is reserved</w:t>
+        <w:t xml:space="preserve">If battery is </w:t>
+      </w:r>
+      <w:r>
+        <w:rPr>
+          <w:lang w:val="en-US"/>
+        </w:rPr>
+        <w:t xml:space="preserve">greater than or equal to </w:t>
+      </w:r>
+      <w:r>
+        <w:rPr>
+          <w:lang w:val="en-US"/>
+        </w:rPr>
+        <w:t>20%, vehicle is reserved</w:t>
       </w:r>
     </w:p>
     <w:p>
@@ -4102,7 +4126,19 @@
         <w:rPr>
           <w:lang w:val="en-US"/>
         </w:rPr>
-        <w:t>If the battery is &lt;20%, reject the rental and another selection must be made</w:t>
+        <w:t xml:space="preserve">If the battery is </w:t>
+      </w:r>
+      <w:r>
+        <w:rPr>
+          <w:lang w:val="en-US"/>
+        </w:rPr>
+        <w:t xml:space="preserve">less than </w:t>
+      </w:r>
+      <w:r>
+        <w:rPr>
+          <w:lang w:val="en-US"/>
+        </w:rPr>
+        <w:t>20%, reject the rental and another selection must be made</w:t>
       </w:r>
     </w:p>
     <w:p>
@@ -4616,7 +4652,19 @@
         <w:rPr>
           <w:lang w:val="en-US"/>
         </w:rPr>
-        <w:t xml:space="preserve">If the battery level is &gt;20%, the vehicle is available for rental, </w:t>
+        <w:t xml:space="preserve">If the battery level is </w:t>
+      </w:r>
+      <w:r>
+        <w:rPr>
+          <w:lang w:val="en-US"/>
+        </w:rPr>
+        <w:t xml:space="preserve">greater than or equal to </w:t>
+      </w:r>
+      <w:r>
+        <w:rPr>
+          <w:lang w:val="en-US"/>
+        </w:rPr>
+        <w:t xml:space="preserve">20%, the vehicle is available for rental, </w:t>
       </w:r>
       <w:r>
         <w:rPr>
@@ -4628,13 +4676,25 @@
         <w:rPr>
           <w:lang w:val="en-US"/>
         </w:rPr>
-        <w:t>f the battery level is &lt;20%</w:t>
-      </w:r>
-      <w:r>
-        <w:rPr>
-          <w:lang w:val="en-US"/>
-        </w:rPr>
-        <w:t>m the vehicle is not available</w:t>
+        <w:t xml:space="preserve">f the battery level is </w:t>
+      </w:r>
+      <w:r>
+        <w:rPr>
+          <w:lang w:val="en-US"/>
+        </w:rPr>
+        <w:t xml:space="preserve">less than </w:t>
+      </w:r>
+      <w:r>
+        <w:rPr>
+          <w:lang w:val="en-US"/>
+        </w:rPr>
+        <w:t>20%</w:t>
+      </w:r>
+      <w:r>
+        <w:rPr>
+          <w:lang w:val="en-US"/>
+        </w:rPr>
+        <w:t xml:space="preserve"> the vehicle is not available</w:t>
       </w:r>
     </w:p>
     <w:p>
@@ -4653,7 +4713,19 @@
         <w:rPr>
           <w:lang w:val="en-US"/>
         </w:rPr>
-        <w:t>GoCycle issues the receipt to the app and the user’s email</w:t>
+        <w:t xml:space="preserve">GoCycle </w:t>
+      </w:r>
+      <w:r>
+        <w:rPr>
+          <w:lang w:val="en-US"/>
+        </w:rPr>
+        <w:t>calculates the fare and confirms it has been successfully collected before issuing t</w:t>
+      </w:r>
+      <w:r>
+        <w:rPr>
+          <w:lang w:val="en-US"/>
+        </w:rPr>
+        <w:t>he receipt to the app and the user’s email</w:t>
       </w:r>
     </w:p>
     <w:p>
@@ -4701,6 +4773,76 @@
         </w:rPr>
         <w:t>Trip remains active until user successfully locks the vehicle.</w:t>
       </w:r>
+    </w:p>
+    <w:p>
+      <w:pPr>
+        <w:rPr>
+          <w:lang w:val="en-US"/>
+        </w:rPr>
+      </w:pPr>
+    </w:p>
+    <w:p>
+      <w:pPr>
+        <w:rPr>
+          <w:lang w:val="en-US"/>
+        </w:rPr>
+      </w:pPr>
+    </w:p>
+    <w:p>
+      <w:pPr>
+        <w:rPr>
+          <w:lang w:val="en-US"/>
+        </w:rPr>
+      </w:pPr>
+    </w:p>
+    <w:p>
+      <w:pPr>
+        <w:rPr>
+          <w:lang w:val="en-US"/>
+        </w:rPr>
+      </w:pPr>
+    </w:p>
+    <w:p>
+      <w:pPr>
+        <w:rPr>
+          <w:lang w:val="en-US"/>
+        </w:rPr>
+      </w:pPr>
+    </w:p>
+    <w:p>
+      <w:pPr>
+        <w:rPr>
+          <w:lang w:val="en-US"/>
+        </w:rPr>
+      </w:pPr>
+    </w:p>
+    <w:p>
+      <w:pPr>
+        <w:rPr>
+          <w:lang w:val="en-US"/>
+        </w:rPr>
+      </w:pPr>
+    </w:p>
+    <w:p>
+      <w:pPr>
+        <w:rPr>
+          <w:lang w:val="en-US"/>
+        </w:rPr>
+      </w:pPr>
+    </w:p>
+    <w:p>
+      <w:pPr>
+        <w:rPr>
+          <w:lang w:val="en-US"/>
+        </w:rPr>
+      </w:pPr>
+    </w:p>
+    <w:p>
+      <w:pPr>
+        <w:rPr>
+          <w:lang w:val="en-US"/>
+        </w:rPr>
+      </w:pPr>
     </w:p>
     <w:p>
       <w:pPr>
@@ -4722,6 +4864,7 @@
         <w:rPr>
           <w:lang w:val="en-US"/>
         </w:rPr>
+        <w:lastRenderedPageBreak/>
         <w:t>Use Case 3: Report Vehicle Problem</w:t>
       </w:r>
     </w:p>
@@ -4918,6 +5061,12 @@
           <w:lang w:val="en-US"/>
         </w:rPr>
         <w:t>GoCycle notifies Control Room</w:t>
+      </w:r>
+      <w:r>
+        <w:rPr>
+          <w:lang w:val="en-US"/>
+        </w:rPr>
+        <w:t xml:space="preserve"> and maintenance staff</w:t>
       </w:r>
     </w:p>
     <w:p>
@@ -5153,7 +5302,19 @@
         <w:rPr>
           <w:lang w:val="en-US"/>
         </w:rPr>
-        <w:t>solve problems. A problem we have is that different rider categories have different prices, and the client expects additional categories to be added later, which is a good fit for the Strategy pattern. Classes that fall into this pattern are as follows:</w:t>
+        <w:t xml:space="preserve">solve problems. A problem we have is that different rider categories have different prices, and the client expects additional categories to be added later, which is a good fit for the Strategy pattern. </w:t>
+      </w:r>
+      <w:r>
+        <w:rPr>
+          <w:lang w:val="en-US"/>
+        </w:rPr>
+        <w:t xml:space="preserve">The Strategy pattern has the benefits of keeping pricing rules separate and makes extending rider categories in the future easier, while having the trade-offs of introducing more classes, and stricter testing requirements. </w:t>
+      </w:r>
+      <w:r>
+        <w:rPr>
+          <w:lang w:val="en-US"/>
+        </w:rPr>
+        <w:t>Classes that fall into this pattern are as follows:</w:t>
       </w:r>
     </w:p>
     <w:p>
@@ -5295,7 +5456,7 @@
           <w:noProof/>
         </w:rPr>
         <w:drawing>
-          <wp:inline distT="0" distB="0" distL="0" distR="0" wp14:anchorId="063FBF96" wp14:editId="272066B2">
+          <wp:inline distT="0" distB="0" distL="0" distR="0" wp14:anchorId="063FBF96" wp14:editId="5F9D9977">
             <wp:extent cx="5725795" cy="5111115"/>
             <wp:effectExtent l="0" t="0" r="8255" b="0"/>
             <wp:docPr id="1348301506" name="Picture 9"/>
@@ -5359,14 +5520,6 @@
           <w:lang w:val="en-US"/>
         </w:rPr>
       </w:pPr>
-    </w:p>
-    <w:p>
-      <w:pPr>
-        <w:spacing w:after="0" w:line="240" w:lineRule="auto"/>
-        <w:rPr>
-          <w:lang w:val="en-US"/>
-        </w:rPr>
-      </w:pPr>
       <w:r>
         <w:rPr>
           <w:lang w:val="en-US"/>
@@ -5378,7 +5531,19 @@
         <w:rPr>
           <w:lang w:val="en-US"/>
         </w:rPr>
-        <w:t>Additional recipients should be possible later, without rewriting how faults are handled. We used the Observer design pattern to solve this, as can be seen in the following classes:</w:t>
+        <w:t xml:space="preserve">Additional recipients should be possible later, without rewriting how faults are handled. </w:t>
+      </w:r>
+      <w:r>
+        <w:rPr>
+          <w:lang w:val="en-US"/>
+        </w:rPr>
+        <w:t xml:space="preserve">The Observer design pattern is a good fit for this situation, and it has the following benefits: separates fault reporting from maintenance and dashboard notifications, and new recipients can be added easily. The Observer design pattern also has some trade-offs: notification failures, retries, and duplicate delivery will require additional handling. </w:t>
+      </w:r>
+      <w:r>
+        <w:rPr>
+          <w:lang w:val="en-US"/>
+        </w:rPr>
+        <w:t>We used the Observer design pattern in the following classes:</w:t>
       </w:r>
     </w:p>
     <w:p>
@@ -5576,38 +5741,6 @@
           <w:lang w:val="en-US"/>
         </w:rPr>
       </w:pPr>
-    </w:p>
-    <w:p>
-      <w:pPr>
-        <w:spacing w:after="0" w:line="240" w:lineRule="auto"/>
-        <w:rPr>
-          <w:lang w:val="en-US"/>
-        </w:rPr>
-      </w:pPr>
-    </w:p>
-    <w:p>
-      <w:pPr>
-        <w:spacing w:after="0" w:line="240" w:lineRule="auto"/>
-        <w:rPr>
-          <w:lang w:val="en-US"/>
-        </w:rPr>
-      </w:pPr>
-    </w:p>
-    <w:p>
-      <w:pPr>
-        <w:spacing w:after="0" w:line="240" w:lineRule="auto"/>
-        <w:rPr>
-          <w:lang w:val="en-US"/>
-        </w:rPr>
-      </w:pPr>
-    </w:p>
-    <w:p>
-      <w:pPr>
-        <w:spacing w:after="0" w:line="240" w:lineRule="auto"/>
-        <w:rPr>
-          <w:lang w:val="en-US"/>
-        </w:rPr>
-      </w:pPr>
       <w:r>
         <w:rPr>
           <w:lang w:val="en-US"/>
@@ -5923,6 +6056,20 @@
           <w:lang w:val="en-US"/>
         </w:rPr>
       </w:pPr>
+    </w:p>
+    <w:p>
+      <w:pPr>
+        <w:spacing w:after="0" w:line="240" w:lineRule="auto"/>
+        <w:rPr>
+          <w:lang w:val="en-US"/>
+        </w:rPr>
+      </w:pPr>
+      <w:r>
+        <w:rPr>
+          <w:lang w:val="en-US"/>
+        </w:rPr>
+        <w:t>Our SOLID-based design separates trip management, pricing, payments, and fault reporting so that way changes in one area of the codebase have less effect on others. The Strategy pricing pattern gives each rider its own pricing policy, so new categories can be easily added, without changing how trips work. The Observer pattern lets fault reporting notify maintenance staff and operators without depending on how those recipients handle notifications. New recipients can be easily added, without changing the overall process. Using small, focused interfaces for payments, docking, and receipt delivery also let us test those services in a more easy manner, and allow us to use simulations in testing that can be replaced with real integrations in a real-world deployment.</w:t>
+      </w:r>
     </w:p>
     <w:p>
       <w:pPr>

--- a/Assignment 1 Report.docx
+++ b/Assignment 1 Report.docx
@@ -4000,7 +4000,19 @@
         <w:rPr>
           <w:lang w:val="en-US"/>
         </w:rPr>
-        <w:t xml:space="preserve"> Rider is logged in, the station and selected vehicle type.</w:t>
+        <w:t xml:space="preserve"> Rider is logged in, the station and selected vehicle type</w:t>
+      </w:r>
+      <w:r>
+        <w:rPr>
+          <w:lang w:val="en-US"/>
+        </w:rPr>
+        <w:t xml:space="preserve"> is available</w:t>
+      </w:r>
+      <w:r>
+        <w:rPr>
+          <w:lang w:val="en-US"/>
+        </w:rPr>
+        <w:t>.</w:t>
       </w:r>
     </w:p>
     <w:p>
@@ -5456,7 +5468,7 @@
           <w:noProof/>
         </w:rPr>
         <w:drawing>
-          <wp:inline distT="0" distB="0" distL="0" distR="0" wp14:anchorId="063FBF96" wp14:editId="5F9D9977">
+          <wp:inline distT="0" distB="0" distL="0" distR="0" wp14:anchorId="063FBF96" wp14:editId="1C862C5A">
             <wp:extent cx="5725795" cy="5111115"/>
             <wp:effectExtent l="0" t="0" r="8255" b="0"/>
             <wp:docPr id="1348301506" name="Picture 9"/>
